--- a/Documents/24DIT021_AWDF_P12.docx
+++ b/Documents/24DIT021_AWDF_P12.docx
@@ -4,23 +4,34 @@
   <w:body>
     <w:p>
       <w:pPr>
-        <w:spacing w:after="80"/>
+        <w:spacing w:before="240" w:after="60"/>
+        <w:jc w:val="center"/>
       </w:pPr>
       <w:r>
         <w:rPr>
+          <w:rFonts w:ascii="Times New Roman" w:hAnsi="Times New Roman"/>
           <w:b/>
-          <w:sz w:val="64"/>
+          <w:i w:val="0"/>
+          <w:color w:val="0F172A"/>
+          <w:sz w:val="44"/>
+          <w:rFonts w:ascii="Times New Roman" w:hAnsi="Times New Roman" w:cs="Times New Roman"/>
         </w:rPr>
         <w:t>PRACTICAL 12</w:t>
       </w:r>
     </w:p>
     <w:p>
       <w:pPr>
-        <w:spacing w:after="40"/>
+        <w:spacing w:after="60"/>
+        <w:jc w:val="center"/>
       </w:pPr>
       <w:r>
         <w:rPr>
-          <w:sz w:val="24"/>
+          <w:rFonts w:ascii="Times New Roman" w:hAnsi="Times New Roman"/>
+          <w:b/>
+          <w:i w:val="0"/>
+          <w:color w:val="1E293B"/>
+          <w:sz w:val="32"/>
+          <w:rFonts w:ascii="Times New Roman" w:hAnsi="Times New Roman" w:cs="Times New Roman"/>
         </w:rPr>
         <w:t>CI/CD Pipeline with GitHub Actions</w:t>
       </w:r>
@@ -28,10 +39,16 @@
     <w:p>
       <w:pPr>
         <w:spacing w:after="40"/>
+        <w:jc w:val="center"/>
       </w:pPr>
       <w:r>
         <w:rPr>
+          <w:rFonts w:ascii="Times New Roman" w:hAnsi="Times New Roman"/>
+          <w:b/>
+          <w:i w:val="0"/>
+          <w:color w:val="334155"/>
           <w:sz w:val="24"/>
+          <w:rFonts w:ascii="Times New Roman" w:hAnsi="Times New Roman" w:cs="Times New Roman"/>
         </w:rPr>
         <w:t>Roll No:- 24DIT021</w:t>
       </w:r>
@@ -39,10 +56,16 @@
     <w:p>
       <w:pPr>
         <w:spacing w:after="40"/>
+        <w:jc w:val="center"/>
       </w:pPr>
       <w:r>
         <w:rPr>
-          <w:sz w:val="24"/>
+          <w:rFonts w:ascii="Times New Roman" w:hAnsi="Times New Roman"/>
+          <w:b w:val="0"/>
+          <w:i w:val="0"/>
+          <w:color w:val="334155"/>
+          <w:sz w:val="22"/>
+          <w:rFonts w:ascii="Times New Roman" w:hAnsi="Times New Roman" w:cs="Times New Roman"/>
         </w:rPr>
         <w:t>Subject: Advanced Web Development Frameworks (ITUE301)</w:t>
       </w:r>
@@ -50,10 +73,16 @@
     <w:p>
       <w:pPr>
         <w:spacing w:after="40"/>
+        <w:jc w:val="center"/>
       </w:pPr>
       <w:r>
         <w:rPr>
-          <w:sz w:val="24"/>
+          <w:rFonts w:ascii="Times New Roman" w:hAnsi="Times New Roman"/>
+          <w:b w:val="0"/>
+          <w:i w:val="0"/>
+          <w:color w:val="334155"/>
+          <w:sz w:val="22"/>
+          <w:rFonts w:ascii="Times New Roman" w:hAnsi="Times New Roman" w:cs="Times New Roman"/>
         </w:rPr>
         <w:t>Semester: 5th Semester B.Tech Information Technology</w:t>
       </w:r>
@@ -61,393 +90,614 @@
     <w:p>
       <w:pPr>
         <w:spacing w:after="40"/>
+        <w:jc w:val="center"/>
       </w:pPr>
       <w:r>
         <w:rPr>
-          <w:sz w:val="24"/>
+          <w:rFonts w:ascii="Times New Roman" w:hAnsi="Times New Roman"/>
+          <w:b w:val="0"/>
+          <w:i w:val="0"/>
+          <w:color w:val="334155"/>
+          <w:sz w:val="22"/>
+          <w:rFonts w:ascii="Times New Roman" w:hAnsi="Times New Roman" w:cs="Times New Roman"/>
         </w:rPr>
         <w:t>Faculty of Technology and Engineering, CHARUSAT</w:t>
       </w:r>
     </w:p>
     <w:p>
       <w:pPr>
-        <w:spacing w:after="160"/>
+        <w:spacing w:after="120"/>
       </w:pPr>
     </w:p>
     <w:p>
       <w:pPr>
-        <w:spacing w:before="280" w:after="120"/>
+        <w:spacing w:before="240" w:after="80"/>
       </w:pPr>
       <w:r>
         <w:rPr>
+          <w:rFonts w:ascii="Times New Roman" w:hAnsi="Times New Roman"/>
           <w:b/>
-          <w:sz w:val="40"/>
+          <w:i w:val="0"/>
+          <w:color w:val="0F172A"/>
+          <w:sz w:val="32"/>
+          <w:rFonts w:ascii="Times New Roman" w:hAnsi="Times New Roman" w:cs="Times New Roman"/>
         </w:rPr>
         <w:t>1. Problem Statement</w:t>
       </w:r>
     </w:p>
     <w:p>
       <w:pPr>
-        <w:spacing w:after="120" w:line="276" w:lineRule="auto"/>
+        <w:spacing w:after="80" w:line="276" w:lineRule="auto"/>
       </w:pPr>
       <w:r>
         <w:rPr>
+          <w:rFonts w:ascii="Times New Roman" w:hAnsi="Times New Roman"/>
+          <w:b w:val="0"/>
+          <w:i w:val="0"/>
+          <w:color w:val="1E293B"/>
           <w:sz w:val="22"/>
+          <w:rFonts w:ascii="Times New Roman" w:hAnsi="Times New Roman" w:cs="Times New Roman"/>
         </w:rPr>
         <w:t>Automate testing and deployment verification using a CI/CD pipeline with GitHub Actions. Configure an automated test suite in the backend using Jest and Supertest, create .github/workflows/ci.yml running on push to main, test pass/fail conditions, and display a CI status badge.</w:t>
       </w:r>
     </w:p>
     <w:p>
       <w:pPr>
-        <w:spacing w:before="280" w:after="120"/>
+        <w:spacing w:before="240" w:after="80"/>
       </w:pPr>
       <w:r>
         <w:rPr>
+          <w:rFonts w:ascii="Times New Roman" w:hAnsi="Times New Roman"/>
           <w:b/>
-          <w:sz w:val="40"/>
+          <w:i w:val="0"/>
+          <w:color w:val="0F172A"/>
+          <w:sz w:val="32"/>
+          <w:rFonts w:ascii="Times New Roman" w:hAnsi="Times New Roman" w:cs="Times New Roman"/>
         </w:rPr>
         <w:t>2. Objective</w:t>
       </w:r>
     </w:p>
     <w:p>
       <w:pPr>
-        <w:spacing w:after="120" w:line="276" w:lineRule="auto"/>
+        <w:spacing w:after="80" w:line="276" w:lineRule="auto"/>
       </w:pPr>
       <w:r>
         <w:rPr>
+          <w:rFonts w:ascii="Times New Roman" w:hAnsi="Times New Roman"/>
+          <w:b w:val="0"/>
+          <w:i w:val="0"/>
+          <w:color w:val="1E293B"/>
           <w:sz w:val="22"/>
+          <w:rFonts w:ascii="Times New Roman" w:hAnsi="Times New Roman" w:cs="Times New Roman"/>
         </w:rPr>
         <w:t>To implement Continuous Integration practices using automated test suites and GitHub Actions workflow pipelines.</w:t>
       </w:r>
     </w:p>
     <w:p>
       <w:pPr>
-        <w:spacing w:before="280" w:after="120"/>
+        <w:spacing w:before="240" w:after="80"/>
       </w:pPr>
       <w:r>
         <w:rPr>
+          <w:rFonts w:ascii="Times New Roman" w:hAnsi="Times New Roman"/>
           <w:b/>
-          <w:sz w:val="40"/>
+          <w:i w:val="0"/>
+          <w:color w:val="0F172A"/>
+          <w:sz w:val="32"/>
+          <w:rFonts w:ascii="Times New Roman" w:hAnsi="Times New Roman" w:cs="Times New Roman"/>
         </w:rPr>
         <w:t>3. Theory / Concepts Used</w:t>
       </w:r>
     </w:p>
     <w:p>
       <w:pPr>
-        <w:pStyle w:val="ListParagraph"/>
+        <w:pStyle w:val="ListBullet"/>
         <w:spacing w:after="60" w:line="276" w:lineRule="auto"/>
       </w:pPr>
       <w:r>
         <w:rPr>
+          <w:rFonts w:ascii="Times New Roman" w:hAnsi="Times New Roman"/>
+          <w:b w:val="0"/>
+          <w:i w:val="0"/>
+          <w:color w:val="1E293B"/>
           <w:sz w:val="22"/>
+          <w:rFonts w:ascii="Times New Roman" w:hAnsi="Times New Roman" w:cs="Times New Roman"/>
         </w:rPr>
         <w:t>Continuous Integration (CI) is the practice of automatically integrating, building, and testing code changes on every commit to catch bugs early.</w:t>
       </w:r>
     </w:p>
     <w:p>
       <w:pPr>
-        <w:pStyle w:val="ListParagraph"/>
+        <w:pStyle w:val="ListBullet"/>
         <w:spacing w:after="60" w:line="276" w:lineRule="auto"/>
       </w:pPr>
       <w:r>
         <w:rPr>
+          <w:rFonts w:ascii="Times New Roman" w:hAnsi="Times New Roman"/>
+          <w:b w:val="0"/>
+          <w:i w:val="0"/>
+          <w:color w:val="1E293B"/>
           <w:sz w:val="22"/>
+          <w:rFonts w:ascii="Times New Roman" w:hAnsi="Times New Roman" w:cs="Times New Roman"/>
         </w:rPr>
         <w:t>GitHub Actions is a workflow automation platform executing jobs, steps, and actions on virtual runners triggered by Git repository events.</w:t>
       </w:r>
     </w:p>
     <w:p>
       <w:pPr>
-        <w:pStyle w:val="ListParagraph"/>
+        <w:pStyle w:val="ListBullet"/>
         <w:spacing w:after="60" w:line="276" w:lineRule="auto"/>
       </w:pPr>
       <w:r>
         <w:rPr>
+          <w:rFonts w:ascii="Times New Roman" w:hAnsi="Times New Roman"/>
+          <w:b w:val="0"/>
+          <w:i w:val="0"/>
+          <w:color w:val="1E293B"/>
           <w:sz w:val="22"/>
+          <w:rFonts w:ascii="Times New Roman" w:hAnsi="Times New Roman" w:cs="Times New Roman"/>
         </w:rPr>
         <w:t>Jest is a JavaScript testing framework providing test runners, assertion libraries, and mock support.</w:t>
       </w:r>
     </w:p>
     <w:p>
       <w:pPr>
-        <w:pStyle w:val="ListParagraph"/>
+        <w:pStyle w:val="ListBullet"/>
         <w:spacing w:after="60" w:line="276" w:lineRule="auto"/>
       </w:pPr>
       <w:r>
         <w:rPr>
+          <w:rFonts w:ascii="Times New Roman" w:hAnsi="Times New Roman"/>
+          <w:b w:val="0"/>
+          <w:i w:val="0"/>
+          <w:color w:val="1E293B"/>
           <w:sz w:val="22"/>
+          <w:rFonts w:ascii="Times New Roman" w:hAnsi="Times New Roman" w:cs="Times New Roman"/>
         </w:rPr>
         <w:t>Supertest allows programmatic HTTP assertions against Express applications without manually binding network ports.</w:t>
       </w:r>
     </w:p>
     <w:p>
       <w:pPr>
-        <w:spacing w:before="280" w:after="120"/>
+        <w:spacing w:before="240" w:after="80"/>
       </w:pPr>
       <w:r>
         <w:rPr>
+          <w:rFonts w:ascii="Times New Roman" w:hAnsi="Times New Roman"/>
           <w:b/>
-          <w:sz w:val="40"/>
+          <w:i w:val="0"/>
+          <w:color w:val="0F172A"/>
+          <w:sz w:val="32"/>
+          <w:rFonts w:ascii="Times New Roman" w:hAnsi="Times New Roman" w:cs="Times New Roman"/>
         </w:rPr>
         <w:t>4. Solution Approach</w:t>
       </w:r>
     </w:p>
     <w:p>
       <w:pPr>
-        <w:pStyle w:val="ListParagraph"/>
+        <w:pStyle w:val="ListNumber"/>
         <w:spacing w:after="60" w:line="276" w:lineRule="auto"/>
       </w:pPr>
       <w:r>
         <w:rPr>
+          <w:rFonts w:ascii="Times New Roman" w:hAnsi="Times New Roman"/>
+          <w:b w:val="0"/>
+          <w:i w:val="0"/>
+          <w:color w:val="1E293B"/>
           <w:sz w:val="22"/>
+          <w:rFonts w:ascii="Times New Roman" w:hAnsi="Times New Roman" w:cs="Times New Roman"/>
         </w:rPr>
         <w:t>Install jest, supertest, and cross-env in task-manager-api.</w:t>
       </w:r>
     </w:p>
     <w:p>
       <w:pPr>
-        <w:pStyle w:val="ListParagraph"/>
+        <w:pStyle w:val="ListNumber"/>
         <w:spacing w:after="60" w:line="276" w:lineRule="auto"/>
       </w:pPr>
       <w:r>
         <w:rPr>
+          <w:rFonts w:ascii="Times New Roman" w:hAnsi="Times New Roman"/>
+          <w:b w:val="0"/>
+          <w:i w:val="0"/>
+          <w:color w:val="1E293B"/>
           <w:sz w:val="22"/>
+          <w:rFonts w:ascii="Times New Roman" w:hAnsi="Times New Roman" w:cs="Times New Roman"/>
         </w:rPr>
         <w:t>Configure npm test script with experimental VM modules support for ESM.</w:t>
       </w:r>
     </w:p>
     <w:p>
       <w:pPr>
-        <w:pStyle w:val="ListParagraph"/>
+        <w:pStyle w:val="ListNumber"/>
         <w:spacing w:after="60" w:line="276" w:lineRule="auto"/>
       </w:pPr>
       <w:r>
         <w:rPr>
+          <w:rFonts w:ascii="Times New Roman" w:hAnsi="Times New Roman"/>
+          <w:b w:val="0"/>
+          <w:i w:val="0"/>
+          <w:color w:val="1E293B"/>
           <w:sz w:val="22"/>
+          <w:rFonts w:ascii="Times New Roman" w:hAnsi="Times New Roman" w:cs="Times New Roman"/>
         </w:rPr>
         <w:t>Write comprehensive test suite in tests/api.test.js covering health check, CRUD, caching, validation, and AI endpoints.</w:t>
       </w:r>
     </w:p>
     <w:p>
       <w:pPr>
-        <w:pStyle w:val="ListParagraph"/>
+        <w:pStyle w:val="ListNumber"/>
         <w:spacing w:after="60" w:line="276" w:lineRule="auto"/>
       </w:pPr>
       <w:r>
         <w:rPr>
+          <w:rFonts w:ascii="Times New Roman" w:hAnsi="Times New Roman"/>
+          <w:b w:val="0"/>
+          <w:i w:val="0"/>
+          <w:color w:val="1E293B"/>
           <w:sz w:val="22"/>
+          <w:rFonts w:ascii="Times New Roman" w:hAnsi="Times New Roman" w:cs="Times New Roman"/>
         </w:rPr>
         <w:t>Create .github/workflows/ci.yml defining checkout, Node.js setup, dependency install, and npm test execution.</w:t>
       </w:r>
     </w:p>
     <w:p>
       <w:pPr>
-        <w:pStyle w:val="ListParagraph"/>
+        <w:pStyle w:val="ListNumber"/>
         <w:spacing w:after="60" w:line="276" w:lineRule="auto"/>
       </w:pPr>
       <w:r>
         <w:rPr>
+          <w:rFonts w:ascii="Times New Roman" w:hAnsi="Times New Roman"/>
+          <w:b w:val="0"/>
+          <w:i w:val="0"/>
+          <w:color w:val="1E293B"/>
           <w:sz w:val="22"/>
+          <w:rFonts w:ascii="Times New Roman" w:hAnsi="Times New Roman" w:cs="Times New Roman"/>
         </w:rPr>
         <w:t>Add frontend build verification step in CI to ensure bundle compiles without errors.</w:t>
       </w:r>
     </w:p>
     <w:p>
       <w:pPr>
-        <w:pStyle w:val="ListParagraph"/>
+        <w:pStyle w:val="ListNumber"/>
         <w:spacing w:after="60" w:line="276" w:lineRule="auto"/>
       </w:pPr>
       <w:r>
         <w:rPr>
+          <w:rFonts w:ascii="Times New Roman" w:hAnsi="Times New Roman"/>
+          <w:b w:val="0"/>
+          <w:i w:val="0"/>
+          <w:color w:val="1E293B"/>
           <w:sz w:val="22"/>
+          <w:rFonts w:ascii="Times New Roman" w:hAnsi="Times New Roman" w:cs="Times New Roman"/>
         </w:rPr>
         <w:t>Add CI status badge to project README.md.</w:t>
       </w:r>
     </w:p>
     <w:p>
       <w:pPr>
-        <w:spacing w:before="280" w:after="120"/>
+        <w:spacing w:before="240" w:after="80"/>
       </w:pPr>
       <w:r>
         <w:rPr>
+          <w:rFonts w:ascii="Times New Roman" w:hAnsi="Times New Roman"/>
           <w:b/>
-          <w:sz w:val="40"/>
+          <w:i w:val="0"/>
+          <w:color w:val="0F172A"/>
+          <w:sz w:val="32"/>
+          <w:rFonts w:ascii="Times New Roman" w:hAnsi="Times New Roman" w:cs="Times New Roman"/>
         </w:rPr>
         <w:t>5. Architecture and Workflow Diagram</w:t>
       </w:r>
     </w:p>
+    <w:tbl>
+      <w:tblPr>
+        <w:tblW w:type="auto" w:w="0"/>
+        <w:jc w:val="center"/>
+        <w:tblLayout w:type="fixed"/>
+        <w:tblLook w:firstColumn="1" w:firstRow="1" w:lastColumn="0" w:lastRow="0" w:noHBand="0" w:noVBand="1" w:val="04A0"/>
+      </w:tblPr>
+      <w:tblGrid>
+        <w:gridCol w:w="10080"/>
+      </w:tblGrid>
+      <w:tr>
+        <w:tc>
+          <w:tcPr>
+            <w:tcW w:type="dxa" w:w="9792"/>
+            <w:shd w:fill="F8FAFC"/>
+            <w:tcBorders>
+              <w:top w:val="single" w:sz="4" w:space="0" w:color="E2E8F0"/>
+              <w:left w:val="single" w:sz="12" w:space="0" w:color="3B82F6"/>
+              <w:bottom w:val="single" w:sz="4" w:space="0" w:color="E2E8F0"/>
+              <w:right w:val="single" w:sz="4" w:space="0" w:color="E2E8F0"/>
+            </w:tcBorders>
+            <w:tcMar>
+              <w:top w:w="120" w:type="dxa"/>
+              <w:bottom w:w="120" w:type="dxa"/>
+              <w:left w:w="160" w:type="dxa"/>
+              <w:right w:w="160" w:type="dxa"/>
+            </w:tcMar>
+          </w:tcPr>
+          <w:p>
+            <w:pPr>
+              <w:spacing w:before="40" w:after="40" w:line="252" w:lineRule="auto"/>
+            </w:pPr>
+            <w:r>
+              <w:rPr>
+                <w:rFonts w:ascii="Consolas" w:hAnsi="Consolas"/>
+                <w:b w:val="0"/>
+                <w:i w:val="0"/>
+                <w:color w:val="1E293B"/>
+                <w:sz w:val="18"/>
+                <w:rFonts w:ascii="Consolas" w:hAnsi="Consolas" w:cs="Consolas"/>
+              </w:rPr>
+              <w:t>git push origin main</w:t>
+              <w:br/>
+              <w:t xml:space="preserve">       |</w:t>
+              <w:br/>
+              <w:t xml:space="preserve">       v</w:t>
+              <w:br/>
+              <w:t>GitHub Actions Trigger (on: push, branches: [main])</w:t>
+              <w:br/>
+              <w:t xml:space="preserve">       |</w:t>
+              <w:br/>
+              <w:t xml:space="preserve">       v</w:t>
+              <w:br/>
+              <w:t xml:space="preserve"> Runner: ubuntu-latest (Node.js 18)</w:t>
+              <w:br/>
+              <w:t xml:space="preserve"> ├── 1. Checkout repository (actions/checkout@v4)</w:t>
+              <w:br/>
+              <w:t xml:space="preserve"> ├── 2. Install dependencies (npm ci)</w:t>
+              <w:br/>
+              <w:t xml:space="preserve"> ├── 3. Execute Automated Tests (npm test via Jest + Supertest)</w:t>
+              <w:br/>
+              <w:t xml:space="preserve"> └── 4. Build Frontend Bundle (npm run build)</w:t>
+              <w:br/>
+              <w:t xml:space="preserve">       |</w:t>
+              <w:br/>
+              <w:t xml:space="preserve">       v</w:t>
+              <w:br/>
+              <w:t xml:space="preserve"> Status: Green Checkmark (Pass) or Red Cross (Fail) + Status Badge in README</w:t>
+            </w:r>
+          </w:p>
+        </w:tc>
+      </w:tr>
+    </w:tbl>
     <w:p>
       <w:pPr>
-        <w:spacing w:before="80" w:after="120"/>
-        <w:ind w:left="288"/>
+        <w:spacing w:after="80"/>
+      </w:pPr>
+    </w:p>
+    <w:p>
+      <w:pPr>
+        <w:spacing w:before="240" w:after="80"/>
       </w:pPr>
       <w:r>
         <w:rPr>
-          <w:rFonts w:ascii="Consolas" w:hAnsi="Consolas"/>
-          <w:color w:val="1E293B"/>
-          <w:sz w:val="19"/>
-        </w:rPr>
-        <w:t>git push origin main</w:t>
-        <w:br/>
-        <w:t xml:space="preserve">       |</w:t>
-        <w:br/>
-        <w:t xml:space="preserve">       v</w:t>
-        <w:br/>
-        <w:t>GitHub Actions Trigger (on: push, branches: [main])</w:t>
-        <w:br/>
-        <w:t xml:space="preserve">       |</w:t>
-        <w:br/>
-        <w:t xml:space="preserve">       v</w:t>
-        <w:br/>
-        <w:t xml:space="preserve"> Runner: ubuntu-latest (Node.js 18)</w:t>
-        <w:br/>
-        <w:t xml:space="preserve"> ├── 1. Checkout repository (actions/checkout@v4)</w:t>
-        <w:br/>
-        <w:t xml:space="preserve"> ├── 2. Install dependencies (npm ci)</w:t>
-        <w:br/>
-        <w:t xml:space="preserve"> ├── 3. Execute Automated Tests (npm test via Jest + Supertest)</w:t>
-        <w:br/>
-        <w:t xml:space="preserve"> └── 4. Build Frontend Bundle (npm run build)</w:t>
-        <w:br/>
-        <w:t xml:space="preserve">       |</w:t>
-        <w:br/>
-        <w:t xml:space="preserve">       v</w:t>
-        <w:br/>
-        <w:t xml:space="preserve"> Status: Green Checkmark (Pass) or Red Cross (Fail) + Status Badge in README</w:t>
-      </w:r>
-    </w:p>
-    <w:p>
-      <w:pPr>
-        <w:spacing w:before="280" w:after="120"/>
-      </w:pPr>
-      <w:r>
-        <w:rPr>
+          <w:rFonts w:ascii="Times New Roman" w:hAnsi="Times New Roman"/>
           <w:b/>
-          <w:sz w:val="40"/>
+          <w:i w:val="0"/>
+          <w:color w:val="0F172A"/>
+          <w:sz w:val="32"/>
+          <w:rFonts w:ascii="Times New Roman" w:hAnsi="Times New Roman" w:cs="Times New Roman"/>
         </w:rPr>
         <w:t>6. Key Implementation Code Snippets</w:t>
       </w:r>
     </w:p>
     <w:p>
       <w:pPr>
-        <w:spacing w:before="200" w:after="80"/>
+        <w:spacing w:before="160" w:after="40"/>
       </w:pPr>
       <w:r>
         <w:rPr>
+          <w:rFonts w:ascii="Times New Roman" w:hAnsi="Times New Roman"/>
           <w:b/>
-          <w:sz w:val="28"/>
+          <w:i w:val="0"/>
+          <w:color w:val="1E293B"/>
+          <w:sz w:val="24"/>
+          <w:rFonts w:ascii="Times New Roman" w:hAnsi="Times New Roman" w:cs="Times New Roman"/>
         </w:rPr>
         <w:t>Source File: .github/workflows/ci.yml</w:t>
       </w:r>
     </w:p>
+    <w:tbl>
+      <w:tblPr>
+        <w:tblW w:type="auto" w:w="0"/>
+        <w:jc w:val="center"/>
+        <w:tblLayout w:type="fixed"/>
+        <w:tblLook w:firstColumn="1" w:firstRow="1" w:lastColumn="0" w:lastRow="0" w:noHBand="0" w:noVBand="1" w:val="04A0"/>
+      </w:tblPr>
+      <w:tblGrid>
+        <w:gridCol w:w="10080"/>
+      </w:tblGrid>
+      <w:tr>
+        <w:tc>
+          <w:tcPr>
+            <w:tcW w:type="dxa" w:w="9792"/>
+            <w:shd w:fill="F8FAFC"/>
+            <w:tcBorders>
+              <w:top w:val="single" w:sz="4" w:space="0" w:color="E2E8F0"/>
+              <w:left w:val="single" w:sz="12" w:space="0" w:color="3B82F6"/>
+              <w:bottom w:val="single" w:sz="4" w:space="0" w:color="E2E8F0"/>
+              <w:right w:val="single" w:sz="4" w:space="0" w:color="E2E8F0"/>
+            </w:tcBorders>
+            <w:tcMar>
+              <w:top w:w="120" w:type="dxa"/>
+              <w:bottom w:w="120" w:type="dxa"/>
+              <w:left w:w="160" w:type="dxa"/>
+              <w:right w:w="160" w:type="dxa"/>
+            </w:tcMar>
+          </w:tcPr>
+          <w:p>
+            <w:pPr>
+              <w:spacing w:before="40" w:after="40" w:line="252" w:lineRule="auto"/>
+            </w:pPr>
+            <w:r>
+              <w:rPr>
+                <w:rFonts w:ascii="Consolas" w:hAnsi="Consolas"/>
+                <w:b w:val="0"/>
+                <w:i w:val="0"/>
+                <w:color w:val="1E293B"/>
+                <w:sz w:val="18"/>
+                <w:rFonts w:ascii="Consolas" w:hAnsi="Consolas" w:cs="Consolas"/>
+              </w:rPr>
+              <w:t>name: CI Pipeline</w:t>
+              <w:br/>
+              <w:t>on:</w:t>
+              <w:br/>
+              <w:t xml:space="preserve">  push:</w:t>
+              <w:br/>
+              <w:t xml:space="preserve">    branches: [main]</w:t>
+              <w:br/>
+              <w:t xml:space="preserve">  pull_request:</w:t>
+              <w:br/>
+              <w:t xml:space="preserve">    branches: [main]</w:t>
+              <w:br/>
+              <w:t>jobs:</w:t>
+              <w:br/>
+              <w:t xml:space="preserve">  backend-test:</w:t>
+              <w:br/>
+              <w:t xml:space="preserve">    runs-on: ubuntu-latest</w:t>
+              <w:br/>
+              <w:t xml:space="preserve">    steps:</w:t>
+              <w:br/>
+              <w:t xml:space="preserve">      - uses: actions/checkout@v4</w:t>
+              <w:br/>
+              <w:t xml:space="preserve">      - uses: actions/setup-node@v4</w:t>
+              <w:br/>
+              <w:t xml:space="preserve">        with: { node-version: 18 }</w:t>
+              <w:br/>
+              <w:t xml:space="preserve">      - run: cd task-manager-api &amp;&amp; npm ci</w:t>
+              <w:br/>
+              <w:t xml:space="preserve">      - run: cd task-manager-api &amp;&amp; npm test</w:t>
+            </w:r>
+          </w:p>
+        </w:tc>
+      </w:tr>
+    </w:tbl>
     <w:p>
       <w:pPr>
-        <w:spacing w:before="80" w:after="120"/>
-        <w:ind w:left="288"/>
+        <w:spacing w:after="80"/>
+      </w:pPr>
+    </w:p>
+    <w:p>
+      <w:pPr>
+        <w:spacing w:before="160" w:after="40"/>
       </w:pPr>
       <w:r>
         <w:rPr>
-          <w:rFonts w:ascii="Consolas" w:hAnsi="Consolas"/>
+          <w:rFonts w:ascii="Times New Roman" w:hAnsi="Times New Roman"/>
+          <w:b/>
+          <w:i w:val="0"/>
           <w:color w:val="1E293B"/>
-          <w:sz w:val="19"/>
-        </w:rPr>
-        <w:t>name: CI Pipeline</w:t>
-        <w:br/>
-        <w:t>on:</w:t>
-        <w:br/>
-        <w:t xml:space="preserve">  push:</w:t>
-        <w:br/>
-        <w:t xml:space="preserve">    branches: [main]</w:t>
-        <w:br/>
-        <w:t xml:space="preserve">  pull_request:</w:t>
-        <w:br/>
-        <w:t xml:space="preserve">    branches: [main]</w:t>
-        <w:br/>
-        <w:t>jobs:</w:t>
-        <w:br/>
-        <w:t xml:space="preserve">  backend-test:</w:t>
-        <w:br/>
-        <w:t xml:space="preserve">    runs-on: ubuntu-latest</w:t>
-        <w:br/>
-        <w:t xml:space="preserve">    steps:</w:t>
-        <w:br/>
-        <w:t xml:space="preserve">      - uses: actions/checkout@v4</w:t>
-        <w:br/>
-        <w:t xml:space="preserve">      - uses: actions/setup-node@v4</w:t>
-        <w:br/>
-        <w:t xml:space="preserve">        with: { node-version: 18 }</w:t>
-        <w:br/>
-        <w:t xml:space="preserve">      - run: cd task-manager-api &amp;&amp; npm ci</w:t>
-        <w:br/>
-        <w:t xml:space="preserve">      - run: cd task-manager-api &amp;&amp; npm test</w:t>
-      </w:r>
-    </w:p>
-    <w:p>
-      <w:pPr>
-        <w:spacing w:before="200" w:after="80"/>
-      </w:pPr>
-      <w:r>
-        <w:rPr>
-          <w:b/>
-          <w:sz w:val="28"/>
+          <w:sz w:val="24"/>
+          <w:rFonts w:ascii="Times New Roman" w:hAnsi="Times New Roman" w:cs="Times New Roman"/>
         </w:rPr>
         <w:t>Source File: task-manager-api/tests/api.test.js</w:t>
       </w:r>
     </w:p>
+    <w:tbl>
+      <w:tblPr>
+        <w:tblW w:type="auto" w:w="0"/>
+        <w:jc w:val="center"/>
+        <w:tblLayout w:type="fixed"/>
+        <w:tblLook w:firstColumn="1" w:firstRow="1" w:lastColumn="0" w:lastRow="0" w:noHBand="0" w:noVBand="1" w:val="04A0"/>
+      </w:tblPr>
+      <w:tblGrid>
+        <w:gridCol w:w="10080"/>
+      </w:tblGrid>
+      <w:tr>
+        <w:tc>
+          <w:tcPr>
+            <w:tcW w:type="dxa" w:w="9792"/>
+            <w:shd w:fill="F8FAFC"/>
+            <w:tcBorders>
+              <w:top w:val="single" w:sz="4" w:space="0" w:color="E2E8F0"/>
+              <w:left w:val="single" w:sz="12" w:space="0" w:color="3B82F6"/>
+              <w:bottom w:val="single" w:sz="4" w:space="0" w:color="E2E8F0"/>
+              <w:right w:val="single" w:sz="4" w:space="0" w:color="E2E8F0"/>
+            </w:tcBorders>
+            <w:tcMar>
+              <w:top w:w="120" w:type="dxa"/>
+              <w:bottom w:w="120" w:type="dxa"/>
+              <w:left w:w="160" w:type="dxa"/>
+              <w:right w:w="160" w:type="dxa"/>
+            </w:tcMar>
+          </w:tcPr>
+          <w:p>
+            <w:pPr>
+              <w:spacing w:before="40" w:after="40" w:line="252" w:lineRule="auto"/>
+            </w:pPr>
+            <w:r>
+              <w:rPr>
+                <w:rFonts w:ascii="Consolas" w:hAnsi="Consolas"/>
+                <w:b w:val="0"/>
+                <w:i w:val="0"/>
+                <w:color w:val="1E293B"/>
+                <w:sz w:val="18"/>
+                <w:rFonts w:ascii="Consolas" w:hAnsi="Consolas" w:cs="Consolas"/>
+              </w:rPr>
+              <w:t>test('GET /tasks returns 200 and an array of tasks', async () =&gt; {</w:t>
+              <w:br/>
+              <w:t xml:space="preserve">  const res = await request(app).get('/tasks');</w:t>
+              <w:br/>
+              <w:t xml:space="preserve">  expect(res.statusCode).toBe(200);</w:t>
+              <w:br/>
+              <w:t xml:space="preserve">  expect(Array.isArray(res.body)).toBe(true);</w:t>
+              <w:br/>
+              <w:t>});</w:t>
+            </w:r>
+          </w:p>
+        </w:tc>
+      </w:tr>
+    </w:tbl>
     <w:p>
       <w:pPr>
-        <w:spacing w:before="80" w:after="120"/>
-        <w:ind w:left="288"/>
+        <w:spacing w:after="80"/>
+      </w:pPr>
+    </w:p>
+    <w:p>
+      <w:pPr>
+        <w:spacing w:before="240" w:after="80"/>
       </w:pPr>
       <w:r>
         <w:rPr>
-          <w:rFonts w:ascii="Consolas" w:hAnsi="Consolas"/>
-          <w:color w:val="1E293B"/>
-          <w:sz w:val="19"/>
-        </w:rPr>
-        <w:t>test('GET /tasks returns 200 and an array of tasks', async () =&gt; {</w:t>
-        <w:br/>
-        <w:t xml:space="preserve">  const res = await request(app).get('/tasks');</w:t>
-        <w:br/>
-        <w:t xml:space="preserve">  expect(res.statusCode).toBe(200);</w:t>
-        <w:br/>
-        <w:t xml:space="preserve">  expect(Array.isArray(res.body)).toBe(true);</w:t>
-        <w:br/>
-        <w:t>});</w:t>
-      </w:r>
-    </w:p>
-    <w:p>
-      <w:pPr>
-        <w:spacing w:before="280" w:after="120"/>
-      </w:pPr>
-      <w:r>
-        <w:rPr>
+          <w:rFonts w:ascii="Times New Roman" w:hAnsi="Times New Roman"/>
           <w:b/>
-          <w:sz w:val="40"/>
+          <w:i w:val="0"/>
+          <w:color w:val="0F172A"/>
+          <w:sz w:val="32"/>
+          <w:rFonts w:ascii="Times New Roman" w:hAnsi="Times New Roman" w:cs="Times New Roman"/>
         </w:rPr>
         <w:t>7. Practical Execution and Evidence</w:t>
       </w:r>
     </w:p>
     <w:p>
       <w:pPr>
-        <w:spacing w:after="120" w:line="276" w:lineRule="auto"/>
+        <w:spacing w:after="80" w:line="276" w:lineRule="auto"/>
       </w:pPr>
       <w:r>
         <w:rPr>
+          <w:rFonts w:ascii="Times New Roman" w:hAnsi="Times New Roman"/>
+          <w:b w:val="0"/>
+          <w:i w:val="0"/>
+          <w:color w:val="1E293B"/>
           <w:sz w:val="22"/>
+          <w:rFonts w:ascii="Times New Roman" w:hAnsi="Times New Roman" w:cs="Times New Roman"/>
         </w:rPr>
-        <w:t>The following screenshots demonstrate the verified execution, terminal logs, and live output of the implemented solution:</w:t>
+        <w:t>The following visual evidence records demonstrate the execution, terminal logs, and live output of the implemented practical:</w:t>
       </w:r>
     </w:p>
     <w:p>
       <w:pPr>
-        <w:spacing w:before="160" w:after="80"/>
+        <w:spacing w:before="160" w:after="60"/>
         <w:jc w:val="center"/>
       </w:pPr>
       <w:r>
         <w:drawing>
           <wp:inline xmlns:a="http://schemas.openxmlformats.org/drawingml/2006/main" xmlns:pic="http://schemas.openxmlformats.org/drawingml/2006/picture">
-            <wp:extent cx="5669280" cy="3401568"/>
+            <wp:extent cx="5486400" cy="3291840"/>
             <wp:docPr id="1" name="Picture 1"/>
             <wp:cNvGraphicFramePr>
               <a:graphicFrameLocks noChangeAspect="1"/>
@@ -460,7 +710,7 @@
                     <pic:cNvPicPr/>
                   </pic:nvPicPr>
                   <pic:blipFill>
-                    <a:blip r:embed="rId9"/>
+                    <a:blip r:embed="rId11"/>
                     <a:stretch>
                       <a:fillRect/>
                     </a:stretch>
@@ -468,7 +718,7 @@
                   <pic:spPr>
                     <a:xfrm>
                       <a:off x="0" y="0"/>
-                      <a:ext cx="5669280" cy="3401568"/>
+                      <a:ext cx="5486400" cy="3291840"/>
                     </a:xfrm>
                     <a:prstGeom prst="rect"/>
                   </pic:spPr>
@@ -481,86 +731,117 @@
     </w:p>
     <w:p>
       <w:pPr>
-        <w:spacing w:after="200"/>
+        <w:spacing w:after="160"/>
         <w:jc w:val="center"/>
       </w:pPr>
       <w:r>
         <w:rPr>
+          <w:rFonts w:ascii="Times New Roman" w:hAnsi="Times New Roman"/>
+          <w:b w:val="0"/>
           <w:i/>
-          <w:color w:val="64748B"/>
+          <w:color w:val="475569"/>
           <w:sz w:val="19"/>
+          <w:rFonts w:ascii="Times New Roman" w:hAnsi="Times New Roman" w:cs="Times New Roman"/>
         </w:rPr>
         <w:t>Fig. 12.1: Automated Jest test suite running 7 test suites with 100% pass rate in 1.2s.</w:t>
       </w:r>
     </w:p>
     <w:p>
       <w:pPr>
-        <w:spacing w:before="280" w:after="120"/>
+        <w:spacing w:before="240" w:after="80"/>
       </w:pPr>
       <w:r>
         <w:rPr>
+          <w:rFonts w:ascii="Times New Roman" w:hAnsi="Times New Roman"/>
           <w:b/>
-          <w:sz w:val="40"/>
+          <w:i w:val="0"/>
+          <w:color w:val="0F172A"/>
+          <w:sz w:val="32"/>
+          <w:rFonts w:ascii="Times New Roman" w:hAnsi="Times New Roman" w:cs="Times New Roman"/>
         </w:rPr>
         <w:t>8. Testing and Verification</w:t>
       </w:r>
     </w:p>
     <w:p>
       <w:pPr>
-        <w:pStyle w:val="ListParagraph"/>
+        <w:pStyle w:val="ListBullet"/>
         <w:spacing w:after="60" w:line="276" w:lineRule="auto"/>
       </w:pPr>
       <w:r>
         <w:rPr>
+          <w:rFonts w:ascii="Times New Roman" w:hAnsi="Times New Roman"/>
+          <w:b w:val="0"/>
+          <w:i w:val="0"/>
+          <w:color w:val="1E293B"/>
           <w:sz w:val="22"/>
+          <w:rFonts w:ascii="Times New Roman" w:hAnsi="Times New Roman" w:cs="Times New Roman"/>
         </w:rPr>
         <w:t>Test 1: GET /api/health assertion returns status 200. [PASS]</w:t>
       </w:r>
     </w:p>
     <w:p>
       <w:pPr>
-        <w:pStyle w:val="ListParagraph"/>
+        <w:pStyle w:val="ListBullet"/>
         <w:spacing w:after="60" w:line="276" w:lineRule="auto"/>
       </w:pPr>
       <w:r>
         <w:rPr>
+          <w:rFonts w:ascii="Times New Roman" w:hAnsi="Times New Roman"/>
+          <w:b w:val="0"/>
+          <w:i w:val="0"/>
+          <w:color w:val="1E293B"/>
           <w:sz w:val="22"/>
+          <w:rFonts w:ascii="Times New Roman" w:hAnsi="Times New Roman" w:cs="Times New Roman"/>
         </w:rPr>
         <w:t>Test 2: GET /tasks assertion verifies task list and cache headers. [PASS]</w:t>
       </w:r>
     </w:p>
     <w:p>
       <w:pPr>
-        <w:pStyle w:val="ListParagraph"/>
+        <w:pStyle w:val="ListBullet"/>
         <w:spacing w:after="60" w:line="276" w:lineRule="auto"/>
       </w:pPr>
       <w:r>
         <w:rPr>
+          <w:rFonts w:ascii="Times New Roman" w:hAnsi="Times New Roman"/>
+          <w:b w:val="0"/>
+          <w:i w:val="0"/>
+          <w:color w:val="1E293B"/>
           <w:sz w:val="22"/>
+          <w:rFonts w:ascii="Times New Roman" w:hAnsi="Times New Roman" w:cs="Times New Roman"/>
         </w:rPr>
         <w:t>Test 3: POST /tasks assertion verifies task creation and status 201. [PASS]</w:t>
       </w:r>
     </w:p>
     <w:p>
       <w:pPr>
-        <w:pStyle w:val="ListParagraph"/>
+        <w:pStyle w:val="ListBullet"/>
         <w:spacing w:after="60" w:line="276" w:lineRule="auto"/>
       </w:pPr>
       <w:r>
         <w:rPr>
+          <w:rFonts w:ascii="Times New Roman" w:hAnsi="Times New Roman"/>
+          <w:b w:val="0"/>
+          <w:i w:val="0"/>
+          <w:color w:val="1E293B"/>
           <w:sz w:val="22"/>
+          <w:rFonts w:ascii="Times New Roman" w:hAnsi="Times New Roman" w:cs="Times New Roman"/>
         </w:rPr>
         <w:t>Test 4: Input validation test rejects missing title with status 400. [PASS]</w:t>
       </w:r>
     </w:p>
     <w:p>
       <w:pPr>
-        <w:spacing w:before="280" w:after="120"/>
+        <w:spacing w:before="240" w:after="80"/>
       </w:pPr>
       <w:r>
         <w:rPr>
+          <w:rFonts w:ascii="Times New Roman" w:hAnsi="Times New Roman"/>
           <w:b/>
-          <w:sz w:val="40"/>
+          <w:i w:val="0"/>
+          <w:color w:val="0F172A"/>
+          <w:sz w:val="32"/>
+          <w:rFonts w:ascii="Times New Roman" w:hAnsi="Times New Roman" w:cs="Times New Roman"/>
         </w:rPr>
         <w:t>9. Key Questions and Answers (Viva Preparation)</w:t>
       </w:r>
@@ -571,21 +852,30 @@
       </w:pPr>
       <w:r>
         <w:rPr>
+          <w:rFonts w:ascii="Times New Roman" w:hAnsi="Times New Roman"/>
           <w:b/>
+          <w:i w:val="0"/>
+          <w:color w:val="0F172A"/>
           <w:sz w:val="22"/>
+          <w:rFonts w:ascii="Times New Roman" w:hAnsi="Times New Roman" w:cs="Times New Roman"/>
         </w:rPr>
-        <w:t>Q: What is the difference between Continuous Integration and Continuous Deployment?</w:t>
+        <w:t>Q1. What is the difference between Continuous Integration and Continuous Deployment?</w:t>
       </w:r>
     </w:p>
     <w:p>
       <w:pPr>
-        <w:spacing w:after="120"/>
+        <w:spacing w:after="120" w:line="276" w:lineRule="auto"/>
       </w:pPr>
       <w:r>
         <w:rPr>
+          <w:rFonts w:ascii="Times New Roman" w:hAnsi="Times New Roman"/>
+          <w:b w:val="0"/>
+          <w:i w:val="0"/>
+          <w:color w:val="334155"/>
           <w:sz w:val="22"/>
+          <w:rFonts w:ascii="Times New Roman" w:hAnsi="Times New Roman" w:cs="Times New Roman"/>
         </w:rPr>
-        <w:t>A: Continuous Integration automatically tests and builds code on every commit to ensure new code does not break existing features. Continuous Deployment automatically deploys validated builds directly to production environments.</w:t>
+        <w:t>Ans: Continuous Integration automatically tests and builds code on every commit to ensure new code does not break existing features. Continuous Deployment automatically deploys validated builds directly to production environments.</w:t>
       </w:r>
     </w:p>
     <w:p>
@@ -594,21 +884,30 @@
       </w:pPr>
       <w:r>
         <w:rPr>
+          <w:rFonts w:ascii="Times New Roman" w:hAnsi="Times New Roman"/>
           <w:b/>
+          <w:i w:val="0"/>
+          <w:color w:val="0F172A"/>
           <w:sz w:val="22"/>
+          <w:rFonts w:ascii="Times New Roman" w:hAnsi="Times New Roman" w:cs="Times New Roman"/>
         </w:rPr>
-        <w:t>Q: Why does running automated tests on every push catch bugs faster than manual testing?</w:t>
+        <w:t>Q2. Why does running automated tests on every push catch bugs faster than manual testing?</w:t>
       </w:r>
     </w:p>
     <w:p>
       <w:pPr>
-        <w:spacing w:after="120"/>
+        <w:spacing w:after="120" w:line="276" w:lineRule="auto"/>
       </w:pPr>
       <w:r>
         <w:rPr>
+          <w:rFonts w:ascii="Times New Roman" w:hAnsi="Times New Roman"/>
+          <w:b w:val="0"/>
+          <w:i w:val="0"/>
+          <w:color w:val="334155"/>
           <w:sz w:val="22"/>
+          <w:rFonts w:ascii="Times New Roman" w:hAnsi="Times New Roman" w:cs="Times New Roman"/>
         </w:rPr>
-        <w:t>A: Automated CI runs in minutes across all test cases immediately after a commit, catching regressions while the code is fresh in the developer's mind before reaching production.</w:t>
+        <w:t>Ans: Automated CI runs in minutes across all test cases immediately after a commit, catching regressions while the code is fresh in the developer's mind before reaching production.</w:t>
       </w:r>
     </w:p>
     <w:p>
@@ -617,153 +916,14 @@
       </w:pPr>
       <w:r>
         <w:rPr>
+          <w:rFonts w:ascii="Times New Roman" w:hAnsi="Times New Roman"/>
           <w:b/>
+          <w:i w:val="0"/>
+          <w:color w:val="0F172A"/>
           <w:sz w:val="22"/>
+          <w:rFonts w:ascii="Times New Roman" w:hAnsi="Times New Roman" w:cs="Times New Roman"/>
         </w:rPr>
-        <w:t>Q: What happens if a test fails in GitHub Actions?</w:t>
-      </w:r>
-    </w:p>
-    <w:p>
-      <w:pPr>
-        <w:spacing w:after="120"/>
-      </w:pPr>
-      <w:r>
-        <w:rPr>
-          <w:sz w:val="22"/>
-        </w:rPr>
-        <w:t>A: The workflow step fails immediately, marking the commit with a red cross ('X'), sending an alert to developers, and preventing broken pull requests from merging into the main branch.</w:t>
-      </w:r>
-    </w:p>
-    <w:p>
-      <w:pPr>
-        <w:spacing w:before="280" w:after="120"/>
-      </w:pPr>
-      <w:r>
-        <w:rPr>
-          <w:b/>
-          <w:sz w:val="40"/>
-        </w:rPr>
-        <w:t>10. Common Errors and Troubleshooting Guide</w:t>
-      </w:r>
-    </w:p>
-    <w:p>
-      <w:pPr>
-        <w:pStyle w:val="ListParagraph"/>
-        <w:spacing w:after="60" w:line="276" w:lineRule="auto"/>
-      </w:pPr>
-      <w:r>
-        <w:rPr>
-          <w:sz w:val="22"/>
-        </w:rPr>
-        <w:t>Issue: Workflow does not appear under Actions tab</w:t>
-      </w:r>
-    </w:p>
-    <w:p>
-      <w:pPr>
-        <w:pStyle w:val="ListParagraph"/>
-        <w:spacing w:after="60" w:line="276" w:lineRule="auto"/>
-      </w:pPr>
-      <w:r>
-        <w:rPr>
-          <w:sz w:val="22"/>
-        </w:rPr>
-        <w:t xml:space="preserve">  • Likely Cause: Workflow file in incorrect directory or wrong extension</w:t>
-      </w:r>
-    </w:p>
-    <w:p>
-      <w:pPr>
-        <w:pStyle w:val="ListParagraph"/>
-        <w:spacing w:after="60" w:line="276" w:lineRule="auto"/>
-      </w:pPr>
-      <w:r>
-        <w:rPr>
-          <w:sz w:val="22"/>
-        </w:rPr>
-        <w:t xml:space="preserve">  • Resolution / Fix: Ensure path is exactly .github/workflows/&lt;name&gt;.yml.</w:t>
-      </w:r>
-    </w:p>
-    <w:p>
-      <w:pPr>
-        <w:pStyle w:val="ListParagraph"/>
-        <w:spacing w:after="60" w:line="276" w:lineRule="auto"/>
-      </w:pPr>
-      <w:r>
-        <w:rPr>
-          <w:sz w:val="22"/>
-        </w:rPr>
-        <w:t>Issue: Workflow fails with YAML syntax error</w:t>
-      </w:r>
-    </w:p>
-    <w:p>
-      <w:pPr>
-        <w:pStyle w:val="ListParagraph"/>
-        <w:spacing w:after="60" w:line="276" w:lineRule="auto"/>
-      </w:pPr>
-      <w:r>
-        <w:rPr>
-          <w:sz w:val="22"/>
-        </w:rPr>
-        <w:t xml:space="preserve">  • Likely Cause: Incorrect indentation in .yml file</w:t>
-      </w:r>
-    </w:p>
-    <w:p>
-      <w:pPr>
-        <w:pStyle w:val="ListParagraph"/>
-        <w:spacing w:after="60" w:line="276" w:lineRule="auto"/>
-      </w:pPr>
-      <w:r>
-        <w:rPr>
-          <w:sz w:val="22"/>
-        </w:rPr>
-        <w:t xml:space="preserve">  • Resolution / Fix: Use consistent 2-space indentation and avoid tabs in YAML files.</w:t>
-      </w:r>
-    </w:p>
-    <w:p>
-      <w:pPr>
-        <w:pStyle w:val="ListParagraph"/>
-        <w:spacing w:after="60" w:line="276" w:lineRule="auto"/>
-      </w:pPr>
-      <w:r>
-        <w:rPr>
-          <w:sz w:val="22"/>
-        </w:rPr>
-        <w:t>Issue: npm test fails with 'no test specified'</w:t>
-      </w:r>
-    </w:p>
-    <w:p>
-      <w:pPr>
-        <w:pStyle w:val="ListParagraph"/>
-        <w:spacing w:after="60" w:line="276" w:lineRule="auto"/>
-      </w:pPr>
-      <w:r>
-        <w:rPr>
-          <w:sz w:val="22"/>
-        </w:rPr>
-        <w:t xml:space="preserve">  • Likely Cause: Test script missing in package.json</w:t>
-      </w:r>
-    </w:p>
-    <w:p>
-      <w:pPr>
-        <w:pStyle w:val="ListParagraph"/>
-        <w:spacing w:after="60" w:line="276" w:lineRule="auto"/>
-      </w:pPr>
-      <w:r>
-        <w:rPr>
-          <w:sz w:val="22"/>
-        </w:rPr>
-        <w:t xml:space="preserve">  • Resolution / Fix: Set 'scripts': { 'test': 'jest' } in package.json.</w:t>
-      </w:r>
-    </w:p>
-    <w:p>
-      <w:pPr>
-        <w:spacing w:before="280" w:after="120"/>
-      </w:pPr>
-      <w:r>
-        <w:rPr>
-          <w:b/>
-          <w:sz w:val="40"/>
-        </w:rPr>
-        <w:t>11. Learning Outcome</w:t>
+        <w:t>Q3. What happens if a test fails in GitHub Actions?</w:t>
       </w:r>
     </w:p>
     <w:p>
@@ -772,42 +932,305 @@
       </w:pPr>
       <w:r>
         <w:rPr>
+          <w:rFonts w:ascii="Times New Roman" w:hAnsi="Times New Roman"/>
+          <w:b w:val="0"/>
+          <w:i w:val="0"/>
+          <w:color w:val="334155"/>
           <w:sz w:val="22"/>
+          <w:rFonts w:ascii="Times New Roman" w:hAnsi="Times New Roman" w:cs="Times New Roman"/>
+        </w:rPr>
+        <w:t>Ans: The workflow step fails immediately, marking the commit with a red cross ('X'), sending an alert to developers, and preventing broken pull requests from merging into the main branch.</w:t>
+      </w:r>
+    </w:p>
+    <w:p>
+      <w:pPr>
+        <w:spacing w:before="240" w:after="80"/>
+      </w:pPr>
+      <w:r>
+        <w:rPr>
+          <w:rFonts w:ascii="Times New Roman" w:hAnsi="Times New Roman"/>
+          <w:b/>
+          <w:i w:val="0"/>
+          <w:color w:val="0F172A"/>
+          <w:sz w:val="32"/>
+          <w:rFonts w:ascii="Times New Roman" w:hAnsi="Times New Roman" w:cs="Times New Roman"/>
+        </w:rPr>
+        <w:t>10. Common Errors and Troubleshooting Guide</w:t>
+      </w:r>
+    </w:p>
+    <w:p>
+      <w:pPr>
+        <w:pStyle w:val="ListBullet"/>
+        <w:spacing w:after="60" w:line="276" w:lineRule="auto"/>
+      </w:pPr>
+      <w:r>
+        <w:rPr>
+          <w:rFonts w:ascii="Times New Roman" w:hAnsi="Times New Roman"/>
+          <w:b w:val="0"/>
+          <w:i w:val="0"/>
+          <w:color w:val="1E293B"/>
+          <w:sz w:val="22"/>
+          <w:rFonts w:ascii="Times New Roman" w:hAnsi="Times New Roman" w:cs="Times New Roman"/>
+        </w:rPr>
+        <w:t>Issue: Workflow does not appear under Actions tab</w:t>
+      </w:r>
+    </w:p>
+    <w:p>
+      <w:pPr>
+        <w:pStyle w:val="ListBullet"/>
+        <w:spacing w:after="60" w:line="276" w:lineRule="auto"/>
+      </w:pPr>
+      <w:r>
+        <w:rPr>
+          <w:rFonts w:ascii="Times New Roman" w:hAnsi="Times New Roman"/>
+          <w:b w:val="0"/>
+          <w:i w:val="0"/>
+          <w:color w:val="1E293B"/>
+          <w:sz w:val="22"/>
+          <w:rFonts w:ascii="Times New Roman" w:hAnsi="Times New Roman" w:cs="Times New Roman"/>
+        </w:rPr>
+        <w:t xml:space="preserve">  • Likely Cause: Workflow file in incorrect directory or wrong extension</w:t>
+      </w:r>
+    </w:p>
+    <w:p>
+      <w:pPr>
+        <w:pStyle w:val="ListBullet"/>
+        <w:spacing w:after="60" w:line="276" w:lineRule="auto"/>
+      </w:pPr>
+      <w:r>
+        <w:rPr>
+          <w:rFonts w:ascii="Times New Roman" w:hAnsi="Times New Roman"/>
+          <w:b w:val="0"/>
+          <w:i w:val="0"/>
+          <w:color w:val="1E293B"/>
+          <w:sz w:val="22"/>
+          <w:rFonts w:ascii="Times New Roman" w:hAnsi="Times New Roman" w:cs="Times New Roman"/>
+        </w:rPr>
+        <w:t xml:space="preserve">  • Resolution / Fix: Ensure path is exactly .github/workflows/&lt;name&gt;.yml.</w:t>
+      </w:r>
+    </w:p>
+    <w:p>
+      <w:pPr>
+        <w:pStyle w:val="ListBullet"/>
+        <w:spacing w:after="60" w:line="276" w:lineRule="auto"/>
+      </w:pPr>
+      <w:r>
+        <w:rPr>
+          <w:rFonts w:ascii="Times New Roman" w:hAnsi="Times New Roman"/>
+          <w:b w:val="0"/>
+          <w:i w:val="0"/>
+          <w:color w:val="1E293B"/>
+          <w:sz w:val="22"/>
+          <w:rFonts w:ascii="Times New Roman" w:hAnsi="Times New Roman" w:cs="Times New Roman"/>
+        </w:rPr>
+        <w:t>Issue: Workflow fails with YAML syntax error</w:t>
+      </w:r>
+    </w:p>
+    <w:p>
+      <w:pPr>
+        <w:pStyle w:val="ListBullet"/>
+        <w:spacing w:after="60" w:line="276" w:lineRule="auto"/>
+      </w:pPr>
+      <w:r>
+        <w:rPr>
+          <w:rFonts w:ascii="Times New Roman" w:hAnsi="Times New Roman"/>
+          <w:b w:val="0"/>
+          <w:i w:val="0"/>
+          <w:color w:val="1E293B"/>
+          <w:sz w:val="22"/>
+          <w:rFonts w:ascii="Times New Roman" w:hAnsi="Times New Roman" w:cs="Times New Roman"/>
+        </w:rPr>
+        <w:t xml:space="preserve">  • Likely Cause: Incorrect indentation in .yml file</w:t>
+      </w:r>
+    </w:p>
+    <w:p>
+      <w:pPr>
+        <w:pStyle w:val="ListBullet"/>
+        <w:spacing w:after="60" w:line="276" w:lineRule="auto"/>
+      </w:pPr>
+      <w:r>
+        <w:rPr>
+          <w:rFonts w:ascii="Times New Roman" w:hAnsi="Times New Roman"/>
+          <w:b w:val="0"/>
+          <w:i w:val="0"/>
+          <w:color w:val="1E293B"/>
+          <w:sz w:val="22"/>
+          <w:rFonts w:ascii="Times New Roman" w:hAnsi="Times New Roman" w:cs="Times New Roman"/>
+        </w:rPr>
+        <w:t xml:space="preserve">  • Resolution / Fix: Use consistent 2-space indentation and avoid tabs in YAML files.</w:t>
+      </w:r>
+    </w:p>
+    <w:p>
+      <w:pPr>
+        <w:pStyle w:val="ListBullet"/>
+        <w:spacing w:after="60" w:line="276" w:lineRule="auto"/>
+      </w:pPr>
+      <w:r>
+        <w:rPr>
+          <w:rFonts w:ascii="Times New Roman" w:hAnsi="Times New Roman"/>
+          <w:b w:val="0"/>
+          <w:i w:val="0"/>
+          <w:color w:val="1E293B"/>
+          <w:sz w:val="22"/>
+          <w:rFonts w:ascii="Times New Roman" w:hAnsi="Times New Roman" w:cs="Times New Roman"/>
+        </w:rPr>
+        <w:t>Issue: npm test fails with 'no test specified'</w:t>
+      </w:r>
+    </w:p>
+    <w:p>
+      <w:pPr>
+        <w:pStyle w:val="ListBullet"/>
+        <w:spacing w:after="60" w:line="276" w:lineRule="auto"/>
+      </w:pPr>
+      <w:r>
+        <w:rPr>
+          <w:rFonts w:ascii="Times New Roman" w:hAnsi="Times New Roman"/>
+          <w:b w:val="0"/>
+          <w:i w:val="0"/>
+          <w:color w:val="1E293B"/>
+          <w:sz w:val="22"/>
+          <w:rFonts w:ascii="Times New Roman" w:hAnsi="Times New Roman" w:cs="Times New Roman"/>
+        </w:rPr>
+        <w:t xml:space="preserve">  • Likely Cause: Test script missing in package.json</w:t>
+      </w:r>
+    </w:p>
+    <w:p>
+      <w:pPr>
+        <w:pStyle w:val="ListBullet"/>
+        <w:spacing w:after="60" w:line="276" w:lineRule="auto"/>
+      </w:pPr>
+      <w:r>
+        <w:rPr>
+          <w:rFonts w:ascii="Times New Roman" w:hAnsi="Times New Roman"/>
+          <w:b w:val="0"/>
+          <w:i w:val="0"/>
+          <w:color w:val="1E293B"/>
+          <w:sz w:val="22"/>
+          <w:rFonts w:ascii="Times New Roman" w:hAnsi="Times New Roman" w:cs="Times New Roman"/>
+        </w:rPr>
+        <w:t xml:space="preserve">  • Resolution / Fix: Set 'scripts': { 'test': 'jest' } in package.json.</w:t>
+      </w:r>
+    </w:p>
+    <w:p>
+      <w:pPr>
+        <w:spacing w:before="240" w:after="80"/>
+      </w:pPr>
+      <w:r>
+        <w:rPr>
+          <w:rFonts w:ascii="Times New Roman" w:hAnsi="Times New Roman"/>
+          <w:b/>
+          <w:i w:val="0"/>
+          <w:color w:val="0F172A"/>
+          <w:sz w:val="32"/>
+          <w:rFonts w:ascii="Times New Roman" w:hAnsi="Times New Roman" w:cs="Times New Roman"/>
+        </w:rPr>
+        <w:t>11. Learning Outcome</w:t>
+      </w:r>
+    </w:p>
+    <w:p>
+      <w:pPr>
+        <w:spacing w:after="80" w:line="276" w:lineRule="auto"/>
+      </w:pPr>
+      <w:r>
+        <w:rPr>
+          <w:rFonts w:ascii="Times New Roman" w:hAnsi="Times New Roman"/>
+          <w:b w:val="0"/>
+          <w:i w:val="0"/>
+          <w:color w:val="1E293B"/>
+          <w:sz w:val="22"/>
+          <w:rFonts w:ascii="Times New Roman" w:hAnsi="Times New Roman" w:cs="Times New Roman"/>
         </w:rPr>
         <w:t>I successfully built an automated CI/CD pipeline using Jest, Supertest, and GitHub Actions, automating regression testing and build verification on every commit.</w:t>
       </w:r>
     </w:p>
     <w:p>
       <w:pPr>
-        <w:spacing w:before="280" w:after="120"/>
+        <w:spacing w:before="240" w:after="80"/>
       </w:pPr>
       <w:r>
         <w:rPr>
+          <w:rFonts w:ascii="Times New Roman" w:hAnsi="Times New Roman"/>
           <w:b/>
-          <w:sz w:val="40"/>
+          <w:i w:val="0"/>
+          <w:color w:val="0F172A"/>
+          <w:sz w:val="32"/>
+          <w:rFonts w:ascii="Times New Roman" w:hAnsi="Times New Roman" w:cs="Times New Roman"/>
         </w:rPr>
         <w:t>12. Student Reflection</w:t>
       </w:r>
     </w:p>
     <w:p>
       <w:pPr>
-        <w:spacing w:after="120" w:line="276" w:lineRule="auto"/>
+        <w:spacing w:after="80" w:line="276" w:lineRule="auto"/>
       </w:pPr>
       <w:r>
         <w:rPr>
+          <w:rFonts w:ascii="Times New Roman" w:hAnsi="Times New Roman"/>
+          <w:b w:val="0"/>
+          <w:i w:val="0"/>
+          <w:color w:val="1E293B"/>
           <w:sz w:val="22"/>
+          <w:rFonts w:ascii="Times New Roman" w:hAnsi="Times New Roman" w:cs="Times New Roman"/>
         </w:rPr>
         <w:t>Automating tests with CI gave me confidence in code stability. Seeing green checkmarks on GitHub proved that all integration boundaries remained intact.</w:t>
       </w:r>
     </w:p>
     <w:sectPr>
+      <w:headerReference w:type="default" r:id="rId9"/>
+      <w:footerReference w:type="default" r:id="rId10"/>
       <w:pgSz w:w="12240" w:h="15840"/>
-      <w:pgMar w:top="1080" w:right="1080" w:bottom="1080" w:left="1080" w:header="720" w:footer="720" w:gutter="0"/>
+      <w:pgMar w:top="936" w:right="1080" w:bottom="936" w:left="1080" w:header="720" w:footer="720" w:gutter="0"/>
       <w:cols w:space="720"/>
       <w:docGrid w:linePitch="360"/>
     </w:sectPr>
   </w:body>
 </w:document>
+</file>
+
+<file path=word/footer1.xml><?xml version="1.0" encoding="utf-8"?>
+<w:ftr xmlns:m="http://schemas.openxmlformats.org/officeDocument/2006/math" xmlns:mc="http://schemas.openxmlformats.org/markup-compatibility/2006" xmlns:mo="http://schemas.microsoft.com/office/mac/office/2008/main" xmlns:mv="urn:schemas-microsoft-com:mac:vml" xmlns:o="urn:schemas-microsoft-com:office:office" xmlns:r="http://schemas.openxmlformats.org/officeDocument/2006/relationships" xmlns:v="urn:schemas-microsoft-com:vml" xmlns:w10="urn:schemas-microsoft-com:office:word" xmlns:w14="http://schemas.microsoft.com/office/word/2010/wordml" xmlns:w="http://schemas.openxmlformats.org/wordprocessingml/2006/main" xmlns:wne="http://schemas.microsoft.com/office/word/2006/wordml" xmlns:wp14="http://schemas.microsoft.com/office/word/2010/wordprocessingDrawing" xmlns:wp="http://schemas.openxmlformats.org/drawingml/2006/wordprocessingDrawing" xmlns:wpc="http://schemas.microsoft.com/office/word/2010/wordprocessingCanvas" xmlns:wpg="http://schemas.microsoft.com/office/word/2010/wordprocessingGroup" xmlns:wpi="http://schemas.microsoft.com/office/word/2010/wordprocessingInk" xmlns:wps="http://schemas.microsoft.com/office/word/2010/wordprocessingShape" mc:Ignorable="w14 wp14">
+  <w:p>
+    <w:pPr>
+      <w:pStyle w:val="Footer"/>
+      <w:jc w:val="center"/>
+    </w:pPr>
+    <w:r/>
+    <w:r>
+      <w:rPr>
+        <w:rFonts w:ascii="Times New Roman" w:hAnsi="Times New Roman"/>
+        <w:b w:val="0"/>
+        <w:i/>
+        <w:color w:val="64748B"/>
+        <w:sz w:val="19"/>
+        <w:rFonts w:ascii="Times New Roman" w:hAnsi="Times New Roman" w:cs="Times New Roman"/>
+      </w:rPr>
+      <w:t>24DIT021 | CHARUSAT DEPSTAR IT</w:t>
+    </w:r>
+  </w:p>
+</w:ftr>
+</file>
+
+<file path=word/header1.xml><?xml version="1.0" encoding="utf-8"?>
+<w:hdr xmlns:m="http://schemas.openxmlformats.org/officeDocument/2006/math" xmlns:mc="http://schemas.openxmlformats.org/markup-compatibility/2006" xmlns:mo="http://schemas.microsoft.com/office/mac/office/2008/main" xmlns:mv="urn:schemas-microsoft-com:mac:vml" xmlns:o="urn:schemas-microsoft-com:office:office" xmlns:r="http://schemas.openxmlformats.org/officeDocument/2006/relationships" xmlns:v="urn:schemas-microsoft-com:vml" xmlns:w10="urn:schemas-microsoft-com:office:word" xmlns:w14="http://schemas.microsoft.com/office/word/2010/wordml" xmlns:w="http://schemas.openxmlformats.org/wordprocessingml/2006/main" xmlns:wne="http://schemas.microsoft.com/office/word/2006/wordml" xmlns:wp14="http://schemas.microsoft.com/office/word/2010/wordprocessingDrawing" xmlns:wp="http://schemas.openxmlformats.org/drawingml/2006/wordprocessingDrawing" xmlns:wpc="http://schemas.microsoft.com/office/word/2010/wordprocessingCanvas" xmlns:wpg="http://schemas.microsoft.com/office/word/2010/wordprocessingGroup" xmlns:wpi="http://schemas.microsoft.com/office/word/2010/wordprocessingInk" xmlns:wps="http://schemas.microsoft.com/office/word/2010/wordprocessingShape" mc:Ignorable="w14 wp14">
+  <w:p>
+    <w:pPr>
+      <w:pStyle w:val="Header"/>
+      <w:jc w:val="right"/>
+    </w:pPr>
+    <w:r/>
+    <w:r>
+      <w:rPr>
+        <w:rFonts w:ascii="Times New Roman" w:hAnsi="Times New Roman"/>
+        <w:b/>
+        <w:i w:val="0"/>
+        <w:color w:val="475569"/>
+        <w:sz w:val="20"/>
+        <w:rFonts w:ascii="Times New Roman" w:hAnsi="Times New Roman" w:cs="Times New Roman"/>
+      </w:rPr>
+      <w:t>24DIT021</w:t>
+    </w:r>
+  </w:p>
+</w:hdr>
 </file>
 
 <file path=word/numbering.xml><?xml version="1.0" encoding="utf-8"?>
